--- a/chapters/acknowledgments.docx
+++ b/chapters/acknowledgments.docx
@@ -4,12 +4,16 @@
   <w:body>
     <w:p>
       <w:pPr>
-        <w:pStyle w:val="Heading1"/>
+        <w:spacing w:line="360" w:lineRule="auto" w:after="240"/>
+        <w:jc w:val="center"/>
       </w:pPr>
       <w:r>
         <w:rPr>
           <w:rFonts w:ascii="Times New Roman" w:hAnsi="Times New Roman"/>
+          <w:b/>
+          <w:i w:val="0"/>
           <w:color w:val="000000"/>
+          <w:sz w:val="28"/>
         </w:rPr>
         <w:t>ACKNOWLEDGMENTS</w:t>
       </w:r>
@@ -17,6 +21,7 @@
     <w:p>
       <w:pPr>
         <w:spacing w:line="360" w:lineRule="auto"/>
+        <w:ind w:firstLine="709"/>
         <w:jc w:val="both"/>
       </w:pPr>
       <w:r>
@@ -24,13 +29,16 @@
           <w:rFonts w:ascii="Times New Roman" w:hAnsi="Times New Roman"/>
           <w:b w:val="0"/>
           <w:i w:val="0"/>
+          <w:color w:val="000000"/>
           <w:sz w:val="24"/>
         </w:rPr>
+        <w:t>I would like to express my sincere gratitude to my supervisor, Dr. Antanas Usas, for his guidance, expertise, and constructive feedback throughout this research project.</w:t>
       </w:r>
     </w:p>
     <w:p>
       <w:pPr>
         <w:spacing w:line="360" w:lineRule="auto"/>
+        <w:ind w:firstLine="709"/>
         <w:jc w:val="both"/>
       </w:pPr>
       <w:r>
@@ -38,14 +46,16 @@
           <w:rFonts w:ascii="Times New Roman" w:hAnsi="Times New Roman"/>
           <w:b w:val="0"/>
           <w:i w:val="0"/>
+          <w:color w:val="000000"/>
           <w:sz w:val="24"/>
         </w:rPr>
-        <w:t>I would like to express my sincere gratitude to my supervisor, Dr. Antanas Ūsas, for his guidance, expertise, and encouragement throughout this research project. His constructive feedback and scholarly insight were invaluable in shaping this thesis.</w:t>
+        <w:t>I am grateful to the faculty and staff of the Master of Public Health programme at Lithuanian Sports University for providing the academic environment and resources necessary to complete this thesis.</w:t>
       </w:r>
     </w:p>
     <w:p>
       <w:pPr>
         <w:spacing w:line="360" w:lineRule="auto"/>
+        <w:ind w:firstLine="709"/>
         <w:jc w:val="both"/>
       </w:pPr>
       <w:r>
@@ -53,39 +63,10 @@
           <w:rFonts w:ascii="Times New Roman" w:hAnsi="Times New Roman"/>
           <w:b w:val="0"/>
           <w:i w:val="0"/>
+          <w:color w:val="000000"/>
           <w:sz w:val="24"/>
         </w:rPr>
-        <w:t>I am grateful to the faculty and staff of the Master of Public Health programme at Lithuanian Sports University for providing a stimulating academic environment and the resources necessary to complete this work.</w:t>
-      </w:r>
-    </w:p>
-    <w:p>
-      <w:pPr>
-        <w:spacing w:line="360" w:lineRule="auto"/>
-        <w:jc w:val="both"/>
-      </w:pPr>
-      <w:r>
-        <w:rPr>
-          <w:rFonts w:ascii="Times New Roman" w:hAnsi="Times New Roman"/>
-          <w:b w:val="0"/>
-          <w:i w:val="0"/>
-          <w:sz w:val="24"/>
-        </w:rPr>
-        <w:t>I also wish to thank my family and friends for their unwavering support and patience during the course of my studies. Their encouragement sustained me through the challenges of graduate research.</w:t>
-      </w:r>
-    </w:p>
-    <w:p>
-      <w:pPr>
-        <w:spacing w:line="360" w:lineRule="auto"/>
-        <w:jc w:val="both"/>
-      </w:pPr>
-      <w:r>
-        <w:rPr>
-          <w:rFonts w:ascii="Times New Roman" w:hAnsi="Times New Roman"/>
-          <w:b w:val="0"/>
-          <w:i w:val="0"/>
-          <w:sz w:val="24"/>
-        </w:rPr>
-        <w:t>Finally, I acknowledge that this study analysed publicly available online content and did not involve human participants. No external funding was received for this research.</w:t>
+        <w:t>I also thank my family and friends for their patience and support during the course of my studies.</w:t>
       </w:r>
     </w:p>
     <w:sectPr>

--- a/chapters/acknowledgments.docx
+++ b/chapters/acknowledgments.docx
@@ -49,7 +49,7 @@
           <w:color w:val="000000"/>
           <w:sz w:val="24"/>
         </w:rPr>
-        <w:t>I am grateful to the faculty and staff of the Master of Public Health programme at Lithuanian Sports University for providing the academic environment and resources necessary to complete this thesis.</w:t>
+        <w:t>I am grateful to the faculty and staff of the Physical Activity and Public Health study programme at Lithuanian Sports University for providing the academic environment and resources necessary to complete this thesis.</w:t>
       </w:r>
     </w:p>
     <w:p>
